--- a/docs/Паспорт продукта.docx
+++ b/docs/Паспорт продукта.docx
@@ -274,7 +274,27 @@
     </w:p>
     <w:p>
       <w:r>
-        <w:t xml:space="preserve">Функция 8 — профиль: телефон, три переключателя уведомлений (напоминания, новые окна у любимого мастера, акции), адрес и часы студии, любимые мастера. Потребность: получать только нужные сообщения и держать под рукой адрес студии.</w:t>
+        <w:t xml:space="preserve">Функция 8 — профиль: телефон, переключатели уведомлений, адрес и часы студии, любимые мастера. Потребность: получать только нужные сообщения и держать под рукой адрес студии.</w:t>
+      </w:r>
+    </w:p>
+    <w:p>
+      <w:r>
+        <w:t xml:space="preserve">Функция 9 — уведомления по удобному каналу: пуш в мобильном приложении, сообщение в Telegram, письмо на почту или SMS. Клиент сам отмечает в профиле, какие каналы включены; напоминание приходит за сутки и за два часа. Потребность: получать напоминание там, где человек его точно увидит, а не там, где решил сервис.</w:t>
+      </w:r>
+    </w:p>
+    <w:p>
+      <w:r>
+        <w:t xml:space="preserve">Функция 10 — регулярная запись: «каждые две недели по вторникам в 18:00». Сервис создаёт визиты вперёд на несколько повторов, а занятый повтор пропускает и сообщает об этом. Серию можно остановить, сохранив уже назначенные визиты. Потребность: не оформлять вручную каждый визит, когда ходишь к одному мастеру постоянно.</w:t>
+      </w:r>
+    </w:p>
+    <w:p>
+      <w:r>
+        <w:t xml:space="preserve">Функция 11 — календарь: визит добавляется в календарь телефона или компьютера. Разовым файлом или подпиской на личную ленту, которая сама обновляется при переносе и отмене. Потребность: видеть визит рядом с остальными делами дня и получать напоминание средствами самого календаря.</w:t>
+      </w:r>
+    </w:p>
+    <w:p>
+      <w:r>
+        <w:t xml:space="preserve">Функция 12 — отмена по ссылке из письма или сообщения, без входа в кабинет. Ссылка сначала показывает, что именно отменяется, и только потом отменяет. Потребность: отменить визит за несколько секунд, когда планы поменялись, не вспоминая пароль.</w:t>
       </w:r>
     </w:p>
     <w:p>
@@ -323,6 +343,16 @@
       </w:r>
     </w:p>
     <w:p>
+      <w:r>
+        <w:t xml:space="preserve">Функция 7 — очередь уведомлений: студия видит, какие сообщения поставлены, отправлены или не дошли. Потребность: понимать, получила ли клиентка напоминание, прежде чем звонить ей лично.</w:t>
+      </w:r>
+    </w:p>
+    <w:p>
+      <w:r>
+        <w:t xml:space="preserve">Функция 8 — оформление визита мастером из своего расписания и запись поверх занятого времени администратором, когда клиентка пришла без записи. Потребность: не выпадать из системы в ситуациях, которые случаются каждый день.</w:t>
+      </w:r>
+    </w:p>
+    <w:p>
       <w:pPr>
         <w:rPr>
           <w:b/>
@@ -612,6 +642,17 @@
         </w:numPr>
       </w:pPr>
       <w:r>
+        <w:t xml:space="preserve">Уведомления ставятся в очередь, но отправитель к каналам пока не подключён: сообщения видны в панели со статусом «запланировано». Подключение бота, почты и службы пушей — следующий шаг.</w:t>
+      </w:r>
+    </w:p>
+    <w:p>
+      <w:pPr>
+        <w:numPr>
+          <w:ilvl w:val="0"/>
+          <w:numId w:val="2"/>
+        </w:numPr>
+      </w:pPr>
+      <w:r>
         <w:t xml:space="preserve">Оплаты, предоплаты и абонементов в сервисе нет — расчёт происходит в студии.</w:t>
       </w:r>
     </w:p>
@@ -759,7 +800,51 @@
         </w:numPr>
       </w:pPr>
       <w:r>
-        <w:t xml:space="preserve">Добавлена схема базы данных (docs/db-schema.md): в ней зафиксированы четыре статуса записи, единый формат хранения времени и правило, по которому свободные окна вычисляются, а не хранятся.</w:t>
+        <w:t xml:space="preserve">Добавлена схема базы данных (docs/db-schema.md): в ней зафиксированы статусы записи, единый формат хранения времени и правило, по которому свободные окна вычисляются, а не хранятся.</w:t>
+      </w:r>
+    </w:p>
+    <w:p>
+      <w:pPr>
+        <w:numPr>
+          <w:ilvl w:val="0"/>
+          <w:numId w:val="2"/>
+        </w:numPr>
+      </w:pPr>
+      <w:r>
+        <w:t xml:space="preserve">Каналы уведомлений расширены с одного до пяти: пуш, Telegram, почта, SMS и мессенджер. Клиент выбирает их сам, напоминание приходит за сутки и за два часа.</w:t>
+      </w:r>
+    </w:p>
+    <w:p>
+      <w:pPr>
+        <w:numPr>
+          <w:ilvl w:val="0"/>
+          <w:numId w:val="2"/>
+        </w:numPr>
+      </w:pPr>
+      <w:r>
+        <w:t xml:space="preserve">Появились регулярные записи, календарь и отмена по ссылке — их не было ни в прошлой версии паспорта, ни в прототипе.</w:t>
+      </w:r>
+    </w:p>
+    <w:p>
+      <w:pPr>
+        <w:numPr>
+          <w:ilvl w:val="0"/>
+          <w:numId w:val="2"/>
+        </w:numPr>
+      </w:pPr>
+      <w:r>
+        <w:t xml:space="preserve">Появился пятый статус записи «клиент не пришёл»: неявка и отмена — разные события с разными последствиями.</w:t>
+      </w:r>
+    </w:p>
+    <w:p>
+      <w:pPr>
+        <w:numPr>
+          <w:ilvl w:val="0"/>
+          <w:numId w:val="2"/>
+        </w:numPr>
+      </w:pPr>
+      <w:r>
+        <w:t xml:space="preserve">Появилось удержание слота на время оформления: выбранное время держится несколько минут, пока клиентка заполняет контакты.</w:t>
       </w:r>
     </w:p>
     <w:sectPr>
